--- a/The Dolphins' View of History/chapters/25 - Home by Christmas - The First World War.docx
+++ b/The Dolphins' View of History/chapters/25 - Home by Christmas - The First World War.docx
@@ -9,6 +9,7 @@
         <w:jc w:val="center"/>
         <w:outlineLvl w:val="0"/>
       </w:pPr>
+      <w:bookmarkStart w:name="_Chapter046" w:id="1"/>
       <w:r>
         <w:rPr>
           <w:rFonts w:ascii="Amazon Ember" w:cs="Amazon Ember" w:eastAsia="Amazon Ember" w:hAnsi="Amazon Ember"/>
@@ -20,6 +21,7 @@
         </w:rPr>
         <w:t xml:space="preserve">1914–1918: Home by Christmas — The First World War</w:t>
       </w:r>
+      <w:bookmarkEnd w:id="1"/>
     </w:p>
     <w:p>
       <w:pPr>
@@ -34,7 +36,7 @@
         <w:spacing w:after="200"/>
       </w:pPr>
       <w:r>
-        <w:t xml:space="preserve">What followed was a chain reaction so mechanical that historians still argue about whether anyone could have stopped it. Austria-Hungary blamed Serbia, Russia backed Serbia, Germany backed Austria-Hungary, France backed Russia, and Britain, which had promised to defend Belgium's neutrality, joined in after Germany marched through Belgium. Within weeks, nearly every great power in Europe was at war, and virtually everyone expected it to be short. The Kaiser told his departing troops that they would be home before the leaves fell. In Britain the phrase was over by Christmas.</w:t>
+        <w:t xml:space="preserve">What followed was a chain reaction so mechanical that historians still argue about whether anyone could have stopped it. Austria-Hungary blamed Serbia, Russia backed Serbia, Germany backed Austria-Hungary, France backed Russia, and Britain, which had promised to defend Belgium’s neutrality, joined in after Germany marched through Belgium. Within weeks, nearly every great power in Europe was at war, and virtually everyone expected it to be short. The Kaiser told his departing troops that they would be home before the leaves fell. In Britain the phrase was over by Christmas.</w:t>
       </w:r>
     </w:p>
     <w:p>
@@ -50,7 +52,7 @@
         <w:spacing w:after="200"/>
       </w:pPr>
       <w:r>
-        <w:t xml:space="preserve">The tank, first used in 1916, was named for a cover story. To keep the machines' purpose secret, the British told the workers building them that they were water tanks bound for Mesopotamia, and the name stuck.</w:t>
+        <w:t xml:space="preserve">The tank, first used in 1916, was named for a cover story. To keep the machines’ purpose secret, the British told the workers building them that they were water tanks bound for Mesopotamia, and the name stuck.</w:t>
       </w:r>
     </w:p>
     <w:p>
@@ -74,7 +76,7 @@
         <w:spacing w:after="200"/>
       </w:pPr>
       <w:r>
-        <w:t xml:space="preserve">And then, on Christmas Eve 1914, something happened along parts of the Western Front that nobody had planned. German soldiers put candles on small trees and sang carols. British soldiers sang back. In several sectors men climbed out of their trenches, shook hands in no man's land, swapped tobacco and buttons, buried each other's dead, and, according to several letters home, played football. Tens of thousands of soldiers took part. The high commands on both sides were displeased and saw to it that it was not repeated on the same scale.</w:t>
+        <w:t xml:space="preserve">And then, on Christmas Eve 1914, something happened along parts of the Western Front that nobody had planned. German soldiers put candles on small trees and sang carols. British soldiers sang back. In several sectors men climbed out of their trenches, shook hands in no man’s land, swapped tobacco and buttons, buried each other’s dead, and, according to several letters home, played football. Tens of thousands of soldiers took part. The high commands on both sides were displeased and saw to it that it was not repeated on the same scale.</w:t>
       </w:r>
     </w:p>
     <w:p>
@@ -102,7 +104,7 @@
         <w:spacing w:after="200"/>
       </w:pPr>
       <w:r>
-        <w:t xml:space="preserve">The war ended, on paper, at eleven o'clock on the morning of November 11, 1918, though fighting continued until the last minute and, by some counts, the final day produced more casualties than the Normandy landings a generation later. The war to end war, a phrase H. G. Wells had coined as the title of a book of essays in 1914, had killed some ten million soldiers and several million civilians and destroyed four empires: the German, the Austro-Hungarian, the Russian, and the Ottoman. Some of the map of the Middle East was redrawn by British and French diplomats under a secret agreement made in 1916, alongside promises to several different parties that could not all be kept.</w:t>
+        <w:t xml:space="preserve">The war ended, on paper, at eleven o’clock on the morning of November 11, 1918, though fighting continued until the last minute and, by some counts, the final day produced more casualties than the Normandy landings a generation later. The war to end war, a phrase H. G. Wells had coined as the title of a book of essays in 1914, had killed some ten million soldiers and several million civilians and destroyed four empires: the German, the Austro-Hungarian, the Russian, and the Ottoman. Some of the map of the Middle East was redrawn by British and French diplomats under a secret agreement made in 1916, alongside promises to several different parties that could not all be kept.</w:t>
       </w:r>
     </w:p>
     <w:p>

--- a/The Dolphins' View of History/chapters/25 - Home by Christmas - The First World War.docx
+++ b/The Dolphins' View of History/chapters/25 - Home by Christmas - The First World War.docx
@@ -120,7 +120,7 @@
         <w:spacing w:after="200"/>
       </w:pPr>
       <w:r>
-        <w:t xml:space="preserve">The Treaty of Versailles, signed on June 28, 1919, five years to the day after the assassination, imposed heavy reparations and a war-guilt clause on Germany. The economist John Maynard Keynes, who had attended the conference as a British Treasury official and resigned in protest, wrote a bestselling book arguing that the settlement would do more harm than good. Marshal Foch, the French commander, is reported to have said of it that it was not a peace but an armistice for twenty years. It was, almost exactly, twenty years and sixty-five days. History rarely grants a forecast this precise, and dolphin scholarship notes that the intervening years were spent by most of the parties involved rearming rather than proving him wrong.</w:t>
+        <w:t xml:space="preserve">The Treaty of Versailles, signed on June 28, 1919, five years to the day after the assassination, imposed heavy reparations and a war-guilt clause on Germany. The economist John Maynard Keynes, who had attended the conference as a British Treasury official and resigned in protest, wrote a bestselling book arguing that the settlement would do more harm than good. Marshal Foch, the French commander, is reported to have said of it that it was not a peace but an armistice for twenty years. It was, almost exactly, twenty years and sixty-five days. History rarely grants a forecast this precise, and the intervening years were spent by most of the parties involved rearming rather than proving him wrong.</w:t>
       </w:r>
     </w:p>
     <w:p>

--- a/The Dolphins' View of History/chapters/25 - Home by Christmas - The First World War.docx
+++ b/The Dolphins' View of History/chapters/25 - Home by Christmas - The First World War.docx
@@ -5,6 +5,7 @@
     <w:p>
       <w:pPr>
         <w:pStyle w:val="Heading1"/>
+        <w:pageBreakBefore/>
         <w:spacing w:after="300"/>
         <w:jc w:val="center"/>
         <w:outlineLvl w:val="0"/>
@@ -15,9 +16,9 @@
           <w:rFonts w:ascii="Amazon Ember" w:cs="Amazon Ember" w:eastAsia="Amazon Ember" w:hAnsi="Amazon Ember"/>
           <w:b/>
           <w:bCs/>
-          <w:color w:val="0000FF"/>
-          <w:sz w:val="36"/>
-          <w:szCs w:val="36"/>
+          <w:color w:val="1F4E79"/>
+          <w:sz w:val="32"/>
+          <w:szCs w:val="32"/>
         </w:rPr>
         <w:t xml:space="preserve">1914–1918: Home by Christmas — The First World War</w:t>
       </w:r>
@@ -160,7 +161,7 @@
       </w:r>
     </w:p>
     <w:sectPr>
-      <w:pgSz w:w="12240" w:h="15840" w:orient="portrait"/>
+      <w:pgSz w:w="8640" w:h="12960" w:orient="portrait"/>
       <w:pgMar w:top="1440" w:right="1440" w:bottom="1440" w:left="1440" w:header="708" w:footer="708" w:gutter="0"/>
       <w:pgNumType/>
       <w:docGrid w:linePitch="360"/>

--- a/The Dolphins' View of History/chapters/25 - Home by Christmas - The First World War.docx
+++ b/The Dolphins' View of History/chapters/25 - Home by Christmas - The First World War.docx
@@ -133,7 +133,7 @@
           <w:i/>
           <w:iCs/>
         </w:rPr>
-        <w:t xml:space="preserve">“A treaty can end a war on paper,” dolphin historians noted, “without ending whatever made the war feel necessary to the people who lost it.”</w:t>
+        <w:t xml:space="preserve">“A treaty can end a war on paper,” dolphin scholars noted, “without ending whatever made the war feel necessary to the people who lost it.”</w:t>
       </w:r>
     </w:p>
     <w:p>

--- a/The Dolphins' View of History/chapters/25 - Home by Christmas - The First World War.docx
+++ b/The Dolphins' View of History/chapters/25 - Home by Christmas - The First World War.docx
@@ -37,7 +37,7 @@
         <w:spacing w:after="200"/>
       </w:pPr>
       <w:r>
-        <w:t xml:space="preserve">What followed was a chain reaction so mechanical that historians still argue about whether anyone could have stopped it. Austria-Hungary blamed Serbia, Russia backed Serbia, Germany backed Austria-Hungary, France backed Russia, and Britain, which had promised to defend Belgium’s neutrality, joined in after Germany marched through Belgium. Within weeks, nearly every great power in Europe was at war, and virtually everyone expected it to be short. The Kaiser told his departing troops that they would be home before the leaves fell. In Britain the phrase was over by Christmas.</w:t>
+        <w:t xml:space="preserve">What followed was a chain reaction so mechanical that historians still argue about whether anyone could have stopped it. Austria-Hungary blamed Serbia, Russia backed Serbia, Germany backed Austria-Hungary, France backed Russia, and Britain, which had promised to defend Belgium’s neutrality, joined in after Germany marched through Belgium. Within weeks, nearly every great power in Europe was at war. Governments told their publics it would be short; several of the general staffs that planned it, Germany’s among them, had quietly prepared for a long one. The Kaiser told his departing troops that they would be home before the leaves fell. In Britain the phrase was over by Christmas.</w:t>
       </w:r>
     </w:p>
     <w:p>
